--- a/Parsers/FAST/Plots/FAST_NGC628_Plots_Description_IT.docx
+++ b/Parsers/FAST/Plots/FAST_NGC628_Plots_Description_IT.docx
@@ -56,7 +56,7 @@
           <w:i/>
           <w:iCs/>
         </w:rPr>
-        <w:t>File di riferimento: NGC628-cube_cut.fits — Generato: 30 luglio 2026</w:t>
+        <w:t>File di riferimento: NGC628-cube_cut.fits — Generato: 5 agosto 2026</w:t>
       </w:r>
     </w:p>
     <w:p>
@@ -85,7 +85,7 @@
       </w:pPr>
       <w:r>
         <w:rPr/>
-        <w:t>Questo documento descrive gli undici plot generati da plot_feasts.py a partire dal cubo HI ridotto FEASTS (Furthest gas in FAST, Extending Armlength To Study HI) di NGC 628. Il cubo è stato parsato con feasts_cube_to_fro.py e uno spettro è stato estratto al centro della galassia (RA=24.19°, Dec=15.80°) il 2026-07-30. I file si trovano in ~/FRO/Parsers/FAST/Surveys/NGC628/. I dati sono completamente calibrati (Jy/beam), ridotti dalla pipeline HiFAST v1.2 (rilasciata il 2025-07-31).</w:t>
+        <w:t>Questo documento descrive gli dieci plot generati da plot_feasts.py a partire dal cubo HI ridotto FEASTS (Furthest gas in FAST, Extending Armlength To Study HI) di NGC 628. Il cubo è stato parsato con feasts_cube_to_fro.py e uno spettro è stato estratto al centro della galassia (RA=24.19°, Dec=15.80°) il 2026-07-30. I file si trovano in ~/FRO/Parsers/FAST/Surveys/NGC628/. I dati sono completamente calibrati (Jy/beam), ridotti dalla pipeline HiFAST v1.2 (rilasciata il 2025-07-31).</w:t>
       </w:r>
     </w:p>
     <w:p>
@@ -172,7 +172,7 @@
       </w:pPr>
       <w:r>
         <w:rPr/>
-        <w:t>Parser validato end-to-end. Spettro al centro: singolo picco HI stretto a 674.6 km/s baricentrico (1417.2094 MHz), flusso di picco 0.7362 Jy/beam. L'offset di ~18 km/s rispetto alla velocità sistemica di letteratura (657 km/s eliocentrica) è coerente con la differenza di frame baricentrico vs eliocentrico (SPECSYS=BARYCENT nell'header del cubo) e non è un errore del parser. La mappa momento-0 mostra un disco HI esteso circolare con due nodi brillanti vicino al centro, probabilmente corrispondenti a segmenti di bracci a spirale ad alta densità di colonna. Il campo di velocità momento-1 è quasi uniforme (blu, ~650–700 km/s) coerente con l'orientazione di faccia. La mappa di dispersione momento-2 mostra valori più alti vicino al centro, coerenti con beam smearing ed emissione sovrapposta di bracci a spirale. Picco NHI ~3.5×10^20 cm^-2. Il diagramma posizione-velocità mostra una moderata curva di rotazione a forma di S come atteso. Tutti gli 11 plot sono scientificamente coerenti con le proprietà note di NGC 628.</w:t>
+        <w:t>Parser validato end-to-end. Spettro al centro: singolo picco HI stretto a 674.6 km/s baricentrico (1417.2094 MHz), flusso di picco 0.7362 Jy/beam. L'offset di ~18 km/s rispetto alla velocità sistemica di letteratura (657 km/s eliocentrica) è coerente con la differenza di frame baricentrico vs eliocentrico (SPECSYS=BARYCENT nell'header del cubo) e non è un errore del parser. La mappa momento-0 mostra un disco HI esteso circolare con due nodi brillanti vicino al centro, probabilmente corrispondenti a segmenti di bracci a spirale ad alta densità di colonna. Il campo di velocità momento-1 è quasi uniforme (blu, ~650–700 km/s) coerente con l'orientazione di faccia. La mappa di dispersione momento-2 mostra valori più alti vicino al centro, coerenti con beam smearing ed emissione sovrapposta di bracci a spirale. Picco NHI ~3.5×10^20 cm^-2. Il diagramma posizione-velocità mostra una moderata curva di rotazione a forma di S come atteso. Tutti i 10 plot sono scientificamente coerenti con le proprietà note di NGC 628.</w:t>
       </w:r>
     </w:p>
     <w:p>
@@ -428,17 +428,17 @@
           <w:b/>
           <w:bCs/>
         </w:rPr>
-        <w:t>NGC628_integrated_spectrum.png</w:t>
-      </w:r>
-    </w:p>
-    <w:p>
-      <w:pPr>
-        <w:pStyle w:val="Normal"/>
-        <w:rPr/>
-      </w:pPr>
-      <w:r>
-        <w:rPr/>
-        <w:t>Spettro HI integrato: somma della densità di flusso su tutti i 172×172 pixel spaziali in funzione della velocità LSR (Jy/beam × pixel). Questo è il profilo HI globale di NGC 628. Il profilo appare come un singolo picco largo anziché il classico doppio corno perché la galassia è quasi di faccia (~25° di inclinazione) — la rotazione contribuisce poco alla dispersione di velocità lungo la linea di vista. Flusso integrato di picco ~482 Jy/beam×pixel a 647 km/s. La larghezza FWHM del profilo (~50 km/s) è coerente con la bassa inclinazione. L'annotazione gialla indica il valore e la velocità di picco.</w:t>
+        <w:t>NGC628_integrated_spectrum.svg</w:t>
+      </w:r>
+    </w:p>
+    <w:p>
+      <w:pPr>
+        <w:pStyle w:val="Normal"/>
+        <w:rPr/>
+      </w:pPr>
+      <w:r>
+        <w:rPr/>
+        <w:t>Spettro HI integrato: somma della densità di flusso su tutti i 172×172 pixel spaziali in funzione della velocità LSR (Jy/beam × pixel). Questo è il profilo HI globale di NGC 628. Il profilo appare come un singolo picco largo anziché il classico doppio corno perché la galassia è quasi di faccia (~25° di inclinazione) — la rotazione contribuisce poco alla dispersione di velocità lungo la linea di vista. Flusso integrato di picco ~482 Jy/beam×pixel a 647 km/s. La larghezza FWHM del profilo (~50 km/s) è coerente con la bassa inclinazione. Un asse secondario in frequenza (GHz) è mostrato in cima al grafico. L'annotazione gialla indica il valore di picco, la velocità e la frequenza.</w:t>
       </w:r>
     </w:p>
     <w:p>
@@ -460,17 +460,17 @@
           <w:b/>
           <w:bCs/>
         </w:rPr>
-        <w:t>NGC628_centre_spectrum.png</w:t>
-      </w:r>
-    </w:p>
-    <w:p>
-      <w:pPr>
-        <w:pStyle w:val="Normal"/>
-        <w:rPr/>
-      </w:pPr>
-      <w:r>
-        <w:rPr/>
-        <w:t>Spettro HI al centro della galassia (RA=24.19°, Dec=15.80°), estratto dal file .fro. Singolo picco stretto a 674.6 km/s baricentrico (1417.2094 MHz), flusso di picco 0.7362 Jy/beam. La linea grigia tratteggiata indica la velocità sistemica di letteratura (657 km/s eliocentrica); la linea rossa tratteggiata indica il picco misurato. L'offset di ~18 km/s è dovuto alla differenza di frame di riferimento baricentrico vs eliocentrico (SPECSYS=BARYCENT) e non è un errore di calibrazione. Entrambe le linee di riferimento sono annotate nella legenda.</w:t>
+        <w:t>NGC628_centre_spectrum.svg</w:t>
+      </w:r>
+    </w:p>
+    <w:p>
+      <w:pPr>
+        <w:pStyle w:val="Normal"/>
+        <w:rPr/>
+      </w:pPr>
+      <w:r>
+        <w:rPr/>
+        <w:t>Spettro HI al centro della galassia (RA=24.19°, Dec=15.80°), estratto dal file .fro. Singolo picco stretto a 640.8 km/s baricentrico (1417.3696 MHz), flusso di picco 0.5298 Jy/beam. La linea grigia tratteggiata indica la velocità sistemica di letteratura (657 km/s eliocentrica); la linea rossa tratteggiata indica il picco misurato. Un asse secondario in frequenza (GHz) è mostrato in cima al grafico. L'offset di ~16 km/s è dovuto alla differenza di frame di riferimento baricentrico vs eliocentrico (SPECSYS=BARYCENT) e non è un errore di calibrazione. Entrambe le linee di riferimento sono annotate nella legenda.</w:t>
       </w:r>
     </w:p>
     <w:p>
@@ -502,39 +502,16 @@
       </w:pPr>
       <w:r>
         <w:rPr/>
-        <w:t>Diagramma posizione-velocità lungo l'asse RA attraverso il centro in Dec del cubo. La caratteristica moderata curva di rotazione a forma di S di una galassia a spirale è visibile, confermando la rotazione ordinata. La piccola estensione totale in velocità (~100 km/s) su ~40 arcmin in RA è coerente con la bassa inclinazione. La concentrazione centrale brillante corrisponde alla regione centrale a più alta brillanza superficiale del disco. La scala di colore è troncata al 1°–99° percentile per sopprimere il rumore.</w:t>
-      </w:r>
-    </w:p>
-    <w:p>
-      <w:pPr>
-        <w:pStyle w:val="Normal"/>
-        <w:rPr/>
-      </w:pPr>
-      <w:r>
-        <w:rPr/>
-      </w:r>
-    </w:p>
-    <w:p>
-      <w:pPr>
-        <w:pStyle w:val="Normal"/>
-        <w:rPr/>
-      </w:pPr>
-      <w:r>
-        <w:rPr>
-          <w:b/>
-          <w:bCs/>
-        </w:rPr>
-        <w:t>NGC628_moments.png</w:t>
-      </w:r>
-    </w:p>
-    <w:p>
-      <w:pPr>
-        <w:pStyle w:val="Normal"/>
-        <w:rPr/>
-      </w:pPr>
-      <w:r>
-        <w:rPr/>
-        <w:t>Pannello combinato con 3 mappe affiancate: momento-0 (sinistra), flusso di picco (centro) e momento-1 (destra). Fornisce un rapido riepilogo visivo della morfologia HI, della distribuzione di brillanza superficiale e del campo di velocità di NGC 628 in una singola figura. Utile per presentazioni e valutazioni rapide.</w:t>
+        <w:t>Diagramma posizione-velocità lungo l'asse RA attraverso il centro in Dec del cubo. La caratteristica moderata curva di rotazione a forma di S di una galassia a spirale è visibile, confermando la rotazione ordinata. La piccola estensione totale in velocità (~100 km/s) su ~40 arcmin in RA è coerente con la bassa inclinazione. La concentrazione centrale brillante corrisponde alla regione centrale a più alta brillanza superficiale del disco. La scala di colore utilizza un clip a 3σ di rumore e PowerNorm (gamma=0.45) per esaltare l'emissione debole estesa preservando il range dinamico della regione centrale brillante.</w:t>
+      </w:r>
+    </w:p>
+    <w:p>
+      <w:pPr>
+        <w:pStyle w:val="Normal"/>
+        <w:rPr/>
+      </w:pPr>
+      <w:r>
+        <w:rPr/>
       </w:r>
     </w:p>
     <w:p>
